--- a/Calendario2025/Ejercicios/E15_QoS/15_QoS_Profesor.docx
+++ b/Calendario2025/Ejercicios/E15_QoS/15_QoS_Profesor.docx
@@ -1,6 +1,6 @@
 
 <file path=word/document.xml><?xml version="1.0" encoding="utf-8"?>
-<w:document xmlns:wpc="http://schemas.microsoft.com/office/word/2010/wordprocessingCanvas" xmlns:cx="http://schemas.microsoft.com/office/drawing/2014/chartex" xmlns:cx1="http://schemas.microsoft.com/office/drawing/2015/9/8/chartex" xmlns:cx2="http://schemas.microsoft.com/office/drawing/2015/10/21/chartex" xmlns:cx3="http://schemas.microsoft.com/office/drawing/2016/5/9/chartex" xmlns:cx4="http://schemas.microsoft.com/office/drawing/2016/5/10/chartex" xmlns:cx5="http://schemas.microsoft.com/office/drawing/2016/5/11/chartex" xmlns:cx6="http://schemas.microsoft.com/office/drawing/2016/5/12/chartex" xmlns:cx7="http://schemas.microsoft.com/office/drawing/2016/5/13/chartex" xmlns:cx8="http://schemas.microsoft.com/office/drawing/2016/5/14/chartex" xmlns:mc="http://schemas.openxmlformats.org/markup-compatibility/2006" xmlns:aink="http://schemas.microsoft.com/office/drawing/2016/ink" xmlns:am3d="http://schemas.microsoft.com/office/drawing/2017/model3d" xmlns:o="urn:schemas-microsoft-com:office:office" xmlns:oel="http://schemas.microsoft.com/office/2019/extlst" xmlns:r="http://schemas.openxmlformats.org/officeDocument/2006/relationships" xmlns:m="http://schemas.openxmlformats.org/officeDocument/2006/math" xmlns:v="urn:schemas-microsoft-com:vml" xmlns:wp14="http://schemas.microsoft.com/office/word/2010/wordprocessingDrawing" xmlns:wp="http://schemas.openxmlformats.org/drawingml/2006/wordprocessingDrawing" xmlns:w10="urn:schemas-microsoft-com:office:word" xmlns:w="http://schemas.openxmlformats.org/wordprocessingml/2006/main" xmlns:w14="http://schemas.microsoft.com/office/word/2010/wordml" xmlns:w15="http://schemas.microsoft.com/office/word/2012/wordml" xmlns:w16cex="http://schemas.microsoft.com/office/word/2018/wordml/cex" xmlns:w16cid="http://schemas.microsoft.com/office/word/2016/wordml/cid" xmlns:w16="http://schemas.microsoft.com/office/word/2018/wordml" xmlns:w16sdtdh="http://schemas.microsoft.com/office/word/2020/wordml/sdtdatahash" xmlns:w16se="http://schemas.microsoft.com/office/word/2015/wordml/symex" xmlns:wpg="http://schemas.microsoft.com/office/word/2010/wordprocessingGroup" xmlns:wpi="http://schemas.microsoft.com/office/word/2010/wordprocessingInk" xmlns:wne="http://schemas.microsoft.com/office/word/2006/wordml" xmlns:wps="http://schemas.microsoft.com/office/word/2010/wordprocessingShape" mc:Ignorable="w14 w15 w16se w16cid w16 w16cex w16sdtdh wp14">
+<w:document xmlns:wpc="http://schemas.microsoft.com/office/word/2010/wordprocessingCanvas" xmlns:cx="http://schemas.microsoft.com/office/drawing/2014/chartex" xmlns:cx1="http://schemas.microsoft.com/office/drawing/2015/9/8/chartex" xmlns:cx2="http://schemas.microsoft.com/office/drawing/2015/10/21/chartex" xmlns:cx3="http://schemas.microsoft.com/office/drawing/2016/5/9/chartex" xmlns:cx4="http://schemas.microsoft.com/office/drawing/2016/5/10/chartex" xmlns:cx5="http://schemas.microsoft.com/office/drawing/2016/5/11/chartex" xmlns:cx6="http://schemas.microsoft.com/office/drawing/2016/5/12/chartex" xmlns:cx7="http://schemas.microsoft.com/office/drawing/2016/5/13/chartex" xmlns:cx8="http://schemas.microsoft.com/office/drawing/2016/5/14/chartex" xmlns:mc="http://schemas.openxmlformats.org/markup-compatibility/2006" xmlns:aink="http://schemas.microsoft.com/office/drawing/2016/ink" xmlns:am3d="http://schemas.microsoft.com/office/drawing/2017/model3d" xmlns:o="urn:schemas-microsoft-com:office:office" xmlns:oel="http://schemas.microsoft.com/office/2019/extlst" xmlns:r="http://schemas.openxmlformats.org/officeDocument/2006/relationships" xmlns:m="http://schemas.openxmlformats.org/officeDocument/2006/math" xmlns:v="urn:schemas-microsoft-com:vml" xmlns:wp14="http://schemas.microsoft.com/office/word/2010/wordprocessingDrawing" xmlns:wp="http://schemas.openxmlformats.org/drawingml/2006/wordprocessingDrawing" xmlns:w10="urn:schemas-microsoft-com:office:word" xmlns:w="http://schemas.openxmlformats.org/wordprocessingml/2006/main" xmlns:w14="http://schemas.microsoft.com/office/word/2010/wordml" xmlns:w15="http://schemas.microsoft.com/office/word/2012/wordml" xmlns:w16cex="http://schemas.microsoft.com/office/word/2018/wordml/cex" xmlns:w16cid="http://schemas.microsoft.com/office/word/2016/wordml/cid" xmlns:w16="http://schemas.microsoft.com/office/word/2018/wordml" xmlns:w16du="http://schemas.microsoft.com/office/word/2023/wordml/word16du" xmlns:w16sdtdh="http://schemas.microsoft.com/office/word/2020/wordml/sdtdatahash" xmlns:w16sdtfl="http://schemas.microsoft.com/office/word/2024/wordml/sdtformatlock" xmlns:w16se="http://schemas.microsoft.com/office/word/2015/wordml/symex" xmlns:wpg="http://schemas.microsoft.com/office/word/2010/wordprocessingGroup" xmlns:wpi="http://schemas.microsoft.com/office/word/2010/wordprocessingInk" xmlns:wne="http://schemas.microsoft.com/office/word/2006/wordml" xmlns:wps="http://schemas.microsoft.com/office/word/2010/wordprocessingShape" mc:Ignorable="w14 w15 w16se w16cid w16 w16cex w16sdtdh w16sdtfl w16du wp14">
   <w:body>
     <w:p>
       <w:pPr>
@@ -5093,8 +5093,93 @@
         <w:rPr>
           <w:rFonts w:cs="Arial"/>
           <w:sz w:val="22"/>
-        </w:rPr>
-      </w:pPr>
+          <w:lang w:val="es-MX"/>
+        </w:rPr>
+      </w:pPr>
+    </w:p>
+    <w:p>
+      <w:pPr>
+        <w:pStyle w:val="SubStepAlpha"/>
+        <w:spacing w:before="0" w:after="0" w:line="300" w:lineRule="exact"/>
+        <w:ind w:left="360"/>
+        <w:jc w:val="both"/>
+        <w:rPr>
+          <w:rFonts w:cs="Arial"/>
+          <w:sz w:val="22"/>
+          <w:lang w:val="es-MX"/>
+        </w:rPr>
+      </w:pPr>
+      <w:r>
+        <w:rPr>
+          <w:rFonts w:cs="Arial"/>
+          <w:sz w:val="22"/>
+          <w:lang w:val="es-MX"/>
+        </w:rPr>
+        <w:t>L</w:t>
+      </w:r>
+      <w:r>
+        <w:rPr>
+          <w:rFonts w:cs="Arial"/>
+          <w:sz w:val="22"/>
+          <w:lang w:val="es-MX"/>
+        </w:rPr>
+        <w:t xml:space="preserve">a </w:t>
+      </w:r>
+      <w:r>
+        <w:rPr>
+          <w:rFonts w:cs="Arial"/>
+          <w:b/>
+          <w:bCs/>
+          <w:sz w:val="22"/>
+          <w:lang w:val="es-MX"/>
+        </w:rPr>
+        <w:t>cola de prioridad</w:t>
+      </w:r>
+      <w:r>
+        <w:rPr>
+          <w:rFonts w:cs="Arial"/>
+          <w:sz w:val="22"/>
+          <w:lang w:val="es-MX"/>
+        </w:rPr>
+        <w:t xml:space="preserve"> es un mecanismo que prioriza el procesamiento de ciertos paquetes de datos sobre otros, garantizando que los más importantes, como los de voz o video, se envíen antes que los de menor prioridad. Esto ayuda a mantener una mejor calidad de servicio para aplicaciones sensibles a la latenci</w:t>
+      </w:r>
+      <w:r>
+        <w:rPr>
+          <w:rFonts w:cs="Arial"/>
+          <w:sz w:val="22"/>
+          <w:lang w:val="es-MX"/>
+        </w:rPr>
+        <w:t>a</w:t>
+      </w:r>
+      <w:r>
+        <w:rPr>
+          <w:rFonts w:cs="Arial"/>
+          <w:sz w:val="22"/>
+          <w:lang w:val="es-MX"/>
+        </w:rPr>
+        <w:t>.</w:t>
+      </w:r>
+    </w:p>
+    <w:p>
+      <w:pPr>
+        <w:pStyle w:val="SubStepAlpha"/>
+        <w:spacing w:before="0" w:after="0" w:line="300" w:lineRule="exact"/>
+        <w:ind w:left="360"/>
+        <w:jc w:val="both"/>
+        <w:rPr>
+          <w:rFonts w:cs="Arial"/>
+          <w:sz w:val="22"/>
+          <w:lang w:val="es-MX"/>
+        </w:rPr>
+      </w:pPr>
+      <w:r>
+        <w:rPr>
+          <w:rFonts w:cs="Arial"/>
+          <w:sz w:val="22"/>
+          <w:lang w:val="es-MX"/>
+        </w:rPr>
+        <w:t> </w:t>
+      </w:r>
     </w:p>
     <w:p>
       <w:pPr>
@@ -6003,6 +6088,7 @@
           <w:bCs/>
           <w:lang w:val="es-419"/>
         </w:rPr>
+        <w:lastRenderedPageBreak/>
         <w:t>5.</w:t>
       </w:r>
       <w:r>
@@ -6151,7 +6237,6 @@
           <w:noProof/>
           <w:lang w:val="en-US"/>
         </w:rPr>
-        <w:lastRenderedPageBreak/>
         <mc:AlternateContent>
           <mc:Choice Requires="wps">
             <w:drawing>
@@ -7056,6 +7141,7 @@
           <w:noProof/>
           <w:sz w:val="22"/>
         </w:rPr>
+        <w:lastRenderedPageBreak/>
         <mc:AlternateContent>
           <mc:Choice Requires="wps">
             <w:drawing>
@@ -7348,7 +7434,6 @@
           <w:rFonts w:ascii="Arial" w:hAnsi="Arial" w:cs="Arial"/>
           <w:lang w:val="es-419"/>
         </w:rPr>
-        <w:lastRenderedPageBreak/>
         <w:t>Revisa el</w:t>
       </w:r>
       <w:r>
@@ -10875,7 +10960,7 @@
 </file>
 
 <file path=word/numbering.xml><?xml version="1.0" encoding="utf-8"?>
-<w:numbering xmlns:wpc="http://schemas.microsoft.com/office/word/2010/wordprocessingCanvas" xmlns:cx="http://schemas.microsoft.com/office/drawing/2014/chartex" xmlns:cx1="http://schemas.microsoft.com/office/drawing/2015/9/8/chartex" xmlns:cx2="http://schemas.microsoft.com/office/drawing/2015/10/21/chartex" xmlns:cx3="http://schemas.microsoft.com/office/drawing/2016/5/9/chartex" xmlns:cx4="http://schemas.microsoft.com/office/drawing/2016/5/10/chartex" xmlns:cx5="http://schemas.microsoft.com/office/drawing/2016/5/11/chartex" xmlns:cx6="http://schemas.microsoft.com/office/drawing/2016/5/12/chartex" xmlns:cx7="http://schemas.microsoft.com/office/drawing/2016/5/13/chartex" xmlns:cx8="http://schemas.microsoft.com/office/drawing/2016/5/14/chartex" xmlns:mc="http://schemas.openxmlformats.org/markup-compatibility/2006" xmlns:aink="http://schemas.microsoft.com/office/drawing/2016/ink" xmlns:am3d="http://schemas.microsoft.com/office/drawing/2017/model3d" xmlns:o="urn:schemas-microsoft-com:office:office" xmlns:oel="http://schemas.microsoft.com/office/2019/extlst" xmlns:r="http://schemas.openxmlformats.org/officeDocument/2006/relationships" xmlns:m="http://schemas.openxmlformats.org/officeDocument/2006/math" xmlns:v="urn:schemas-microsoft-com:vml" xmlns:wp14="http://schemas.microsoft.com/office/word/2010/wordprocessingDrawing" xmlns:wp="http://schemas.openxmlformats.org/drawingml/2006/wordprocessingDrawing" xmlns:w10="urn:schemas-microsoft-com:office:word" xmlns:w="http://schemas.openxmlformats.org/wordprocessingml/2006/main" xmlns:w14="http://schemas.microsoft.com/office/word/2010/wordml" xmlns:w15="http://schemas.microsoft.com/office/word/2012/wordml" xmlns:w16cex="http://schemas.microsoft.com/office/word/2018/wordml/cex" xmlns:w16cid="http://schemas.microsoft.com/office/word/2016/wordml/cid" xmlns:w16="http://schemas.microsoft.com/office/word/2018/wordml" xmlns:w16sdtdh="http://schemas.microsoft.com/office/word/2020/wordml/sdtdatahash" xmlns:w16se="http://schemas.microsoft.com/office/word/2015/wordml/symex" xmlns:wpg="http://schemas.microsoft.com/office/word/2010/wordprocessingGroup" xmlns:wpi="http://schemas.microsoft.com/office/word/2010/wordprocessingInk" xmlns:wne="http://schemas.microsoft.com/office/word/2006/wordml" xmlns:wps="http://schemas.microsoft.com/office/word/2010/wordprocessingShape" mc:Ignorable="w14 w15 w16se w16cid w16 w16cex w16sdtdh wp14">
+<w:numbering xmlns:wpc="http://schemas.microsoft.com/office/word/2010/wordprocessingCanvas" xmlns:cx="http://schemas.microsoft.com/office/drawing/2014/chartex" xmlns:cx1="http://schemas.microsoft.com/office/drawing/2015/9/8/chartex" xmlns:cx2="http://schemas.microsoft.com/office/drawing/2015/10/21/chartex" xmlns:cx3="http://schemas.microsoft.com/office/drawing/2016/5/9/chartex" xmlns:cx4="http://schemas.microsoft.com/office/drawing/2016/5/10/chartex" xmlns:cx5="http://schemas.microsoft.com/office/drawing/2016/5/11/chartex" xmlns:cx6="http://schemas.microsoft.com/office/drawing/2016/5/12/chartex" xmlns:cx7="http://schemas.microsoft.com/office/drawing/2016/5/13/chartex" xmlns:cx8="http://schemas.microsoft.com/office/drawing/2016/5/14/chartex" xmlns:mc="http://schemas.openxmlformats.org/markup-compatibility/2006" xmlns:aink="http://schemas.microsoft.com/office/drawing/2016/ink" xmlns:am3d="http://schemas.microsoft.com/office/drawing/2017/model3d" xmlns:o="urn:schemas-microsoft-com:office:office" xmlns:oel="http://schemas.microsoft.com/office/2019/extlst" xmlns:r="http://schemas.openxmlformats.org/officeDocument/2006/relationships" xmlns:m="http://schemas.openxmlformats.org/officeDocument/2006/math" xmlns:v="urn:schemas-microsoft-com:vml" xmlns:wp14="http://schemas.microsoft.com/office/word/2010/wordprocessingDrawing" xmlns:wp="http://schemas.openxmlformats.org/drawingml/2006/wordprocessingDrawing" xmlns:w10="urn:schemas-microsoft-com:office:word" xmlns:w="http://schemas.openxmlformats.org/wordprocessingml/2006/main" xmlns:w14="http://schemas.microsoft.com/office/word/2010/wordml" xmlns:w15="http://schemas.microsoft.com/office/word/2012/wordml" xmlns:w16cex="http://schemas.microsoft.com/office/word/2018/wordml/cex" xmlns:w16cid="http://schemas.microsoft.com/office/word/2016/wordml/cid" xmlns:w16="http://schemas.microsoft.com/office/word/2018/wordml" xmlns:w16du="http://schemas.microsoft.com/office/word/2023/wordml/word16du" xmlns:w16sdtdh="http://schemas.microsoft.com/office/word/2020/wordml/sdtdatahash" xmlns:w16sdtfl="http://schemas.microsoft.com/office/word/2024/wordml/sdtformatlock" xmlns:w16se="http://schemas.microsoft.com/office/word/2015/wordml/symex" xmlns:wpg="http://schemas.microsoft.com/office/word/2010/wordprocessingGroup" xmlns:wpi="http://schemas.microsoft.com/office/word/2010/wordprocessingInk" xmlns:wne="http://schemas.microsoft.com/office/word/2006/wordml" xmlns:wps="http://schemas.microsoft.com/office/word/2010/wordprocessingShape" mc:Ignorable="w14 w15 w16se w16cid w16 w16cex w16sdtdh w16sdtfl w16du wp14">
   <w:abstractNum w:abstractNumId="0" w15:restartNumberingAfterBreak="0">
     <w:nsid w:val="0A8F3DBC"/>
     <w:multiLevelType w:val="hybridMultilevel"/>
@@ -12890,7 +12975,7 @@
 </file>
 
 <file path=word/styles.xml><?xml version="1.0" encoding="utf-8"?>
-<w:styles xmlns:mc="http://schemas.openxmlformats.org/markup-compatibility/2006" xmlns:r="http://schemas.openxmlformats.org/officeDocument/2006/relationships" xmlns:w="http://schemas.openxmlformats.org/wordprocessingml/2006/main" xmlns:w14="http://schemas.microsoft.com/office/word/2010/wordml" xmlns:w15="http://schemas.microsoft.com/office/word/2012/wordml" xmlns:w16cex="http://schemas.microsoft.com/office/word/2018/wordml/cex" xmlns:w16cid="http://schemas.microsoft.com/office/word/2016/wordml/cid" xmlns:w16="http://schemas.microsoft.com/office/word/2018/wordml" xmlns:w16sdtdh="http://schemas.microsoft.com/office/word/2020/wordml/sdtdatahash" xmlns:w16se="http://schemas.microsoft.com/office/word/2015/wordml/symex" mc:Ignorable="w14 w15 w16se w16cid w16 w16cex w16sdtdh">
+<w:styles xmlns:mc="http://schemas.openxmlformats.org/markup-compatibility/2006" xmlns:r="http://schemas.openxmlformats.org/officeDocument/2006/relationships" xmlns:w="http://schemas.openxmlformats.org/wordprocessingml/2006/main" xmlns:w14="http://schemas.microsoft.com/office/word/2010/wordml" xmlns:w15="http://schemas.microsoft.com/office/word/2012/wordml" xmlns:w16cex="http://schemas.microsoft.com/office/word/2018/wordml/cex" xmlns:w16cid="http://schemas.microsoft.com/office/word/2016/wordml/cid" xmlns:w16="http://schemas.microsoft.com/office/word/2018/wordml" xmlns:w16du="http://schemas.microsoft.com/office/word/2023/wordml/word16du" xmlns:w16sdtdh="http://schemas.microsoft.com/office/word/2020/wordml/sdtdatahash" xmlns:w16sdtfl="http://schemas.microsoft.com/office/word/2024/wordml/sdtformatlock" xmlns:w16se="http://schemas.microsoft.com/office/word/2015/wordml/symex" mc:Ignorable="w14 w15 w16se w16cid w16 w16cex w16sdtdh w16sdtfl w16du">
   <w:docDefaults>
     <w:rPrDefault>
       <w:rPr>
@@ -13394,7 +13479,6 @@
   <w:style w:type="character" w:default="1" w:styleId="DefaultParagraphFont">
     <w:name w:val="Default Paragraph Font"/>
     <w:uiPriority w:val="1"/>
-    <w:semiHidden/>
     <w:unhideWhenUsed/>
   </w:style>
   <w:style w:type="table" w:default="1" w:styleId="TableNormal">
